--- a/China2025_CourseAgenda_IntroAnimalMovements.docx
+++ b/China2025_CourseAgenda_IntroAnimalMovements.docx
@@ -459,12 +459,21 @@
         </w:rPr>
         <w:tab/>
       </w:r>
-      <w:r>
-        <w:rPr>
-          <w:sz w:val="24"/>
-          <w:szCs w:val="24"/>
-        </w:rPr>
-        <w:t xml:space="preserve">Ms. Erica Lin, </w:t>
+      <w:proofErr w:type="spellStart"/>
+      <w:r>
+        <w:rPr>
+          <w:sz w:val="24"/>
+          <w:szCs w:val="24"/>
+        </w:rPr>
+        <w:t>Ms</w:t>
+      </w:r>
+      <w:proofErr w:type="spellEnd"/>
+      <w:r>
+        <w:rPr>
+          <w:sz w:val="24"/>
+          <w:szCs w:val="24"/>
+        </w:rPr>
+        <w:t xml:space="preserve"> Erica Lin, </w:t>
       </w:r>
       <w:r>
         <w:rPr>
@@ -792,7 +801,43 @@
           <w:szCs w:val="24"/>
         </w:rPr>
         <w:tab/>
-        <w:t>Day 1 (Aug 5): Introduction</w:t>
+        <w:t>Day 1 (Aug 5):</w:t>
+      </w:r>
+    </w:p>
+    <w:p>
+      <w:pPr>
+        <w:spacing w:line="240" w:lineRule="auto"/>
+        <w:ind w:left="720" w:firstLine="720"/>
+        <w:contextualSpacing/>
+        <w:rPr>
+          <w:sz w:val="24"/>
+          <w:szCs w:val="24"/>
+        </w:rPr>
+      </w:pPr>
+      <w:r>
+        <w:rPr>
+          <w:sz w:val="24"/>
+          <w:szCs w:val="24"/>
+        </w:rPr>
+        <w:t>Morning Seminar</w:t>
+      </w:r>
+    </w:p>
+    <w:p>
+      <w:pPr>
+        <w:spacing w:line="240" w:lineRule="auto"/>
+        <w:ind w:left="720" w:firstLine="720"/>
+        <w:contextualSpacing/>
+        <w:rPr>
+          <w:sz w:val="24"/>
+          <w:szCs w:val="24"/>
+        </w:rPr>
+      </w:pPr>
+      <w:r>
+        <w:rPr>
+          <w:sz w:val="24"/>
+          <w:szCs w:val="24"/>
+        </w:rPr>
+        <w:t xml:space="preserve"> Introduction</w:t>
       </w:r>
       <w:r>
         <w:rPr>
@@ -1319,6 +1364,77 @@
     <w:p>
       <w:pPr>
         <w:spacing w:line="240" w:lineRule="auto"/>
+        <w:ind w:left="1440"/>
+        <w:contextualSpacing/>
+        <w:rPr>
+          <w:sz w:val="24"/>
+          <w:szCs w:val="24"/>
+        </w:rPr>
+      </w:pPr>
+      <w:r>
+        <w:rPr>
+          <w:sz w:val="24"/>
+          <w:szCs w:val="24"/>
+        </w:rPr>
+        <w:t xml:space="preserve">- </w:t>
+      </w:r>
+      <w:r>
+        <w:rPr>
+          <w:sz w:val="24"/>
+          <w:szCs w:val="24"/>
+        </w:rPr>
+        <w:t xml:space="preserve">Assessing autocorrelation structure </w:t>
+      </w:r>
+      <w:r>
+        <w:rPr>
+          <w:sz w:val="24"/>
+          <w:szCs w:val="24"/>
+        </w:rPr>
+        <w:t>with</w:t>
+      </w:r>
+      <w:r>
+        <w:rPr>
+          <w:sz w:val="24"/>
+          <w:szCs w:val="24"/>
+        </w:rPr>
+        <w:t xml:space="preserve"> s</w:t>
+      </w:r>
+      <w:r>
+        <w:rPr>
+          <w:sz w:val="24"/>
+          <w:szCs w:val="24"/>
+        </w:rPr>
+        <w:t>emi-variogram</w:t>
+      </w:r>
+      <w:r>
+        <w:rPr>
+          <w:sz w:val="24"/>
+          <w:szCs w:val="24"/>
+        </w:rPr>
+        <w:t>s</w:t>
+      </w:r>
+    </w:p>
+    <w:p>
+      <w:pPr>
+        <w:spacing w:line="240" w:lineRule="auto"/>
+        <w:ind w:left="1440"/>
+        <w:contextualSpacing/>
+        <w:rPr>
+          <w:sz w:val="24"/>
+          <w:szCs w:val="24"/>
+        </w:rPr>
+      </w:pPr>
+      <w:r>
+        <w:rPr>
+          <w:sz w:val="24"/>
+          <w:szCs w:val="24"/>
+        </w:rPr>
+        <w:t>- Class Field Trip (TBD)</w:t>
+      </w:r>
+    </w:p>
+    <w:p>
+      <w:pPr>
+        <w:spacing w:line="240" w:lineRule="auto"/>
         <w:ind w:left="1440" w:hanging="720"/>
         <w:contextualSpacing/>
         <w:rPr>
@@ -1326,13 +1442,187 @@
           <w:szCs w:val="24"/>
         </w:rPr>
       </w:pPr>
-      <w:r>
-        <w:rPr>
-          <w:sz w:val="24"/>
-          <w:szCs w:val="24"/>
-        </w:rPr>
-        <w:tab/>
-      </w:r>
+    </w:p>
+    <w:p>
+      <w:pPr>
+        <w:spacing w:line="240" w:lineRule="auto"/>
+        <w:ind w:left="1440" w:hanging="720"/>
+        <w:contextualSpacing/>
+        <w:rPr>
+          <w:sz w:val="24"/>
+          <w:szCs w:val="24"/>
+        </w:rPr>
+      </w:pPr>
+      <w:r>
+        <w:rPr>
+          <w:sz w:val="24"/>
+          <w:szCs w:val="24"/>
+        </w:rPr>
+        <w:t xml:space="preserve">Day 4 (Aug 8): </w:t>
+      </w:r>
+      <w:r>
+        <w:rPr>
+          <w:sz w:val="24"/>
+          <w:szCs w:val="24"/>
+        </w:rPr>
+        <w:t>Continuous Time Movement Models</w:t>
+      </w:r>
+      <w:r>
+        <w:rPr>
+          <w:sz w:val="24"/>
+          <w:szCs w:val="24"/>
+        </w:rPr>
+        <w:t xml:space="preserve"> </w:t>
+      </w:r>
+      <w:r>
+        <w:rPr>
+          <w:sz w:val="24"/>
+          <w:szCs w:val="24"/>
+        </w:rPr>
+        <w:t>cont’d</w:t>
+      </w:r>
+    </w:p>
+    <w:p>
+      <w:pPr>
+        <w:spacing w:line="240" w:lineRule="auto"/>
+        <w:ind w:left="1440"/>
+        <w:contextualSpacing/>
+        <w:rPr>
+          <w:sz w:val="24"/>
+          <w:szCs w:val="24"/>
+        </w:rPr>
+      </w:pPr>
+      <w:r>
+        <w:rPr>
+          <w:sz w:val="24"/>
+          <w:szCs w:val="24"/>
+        </w:rPr>
+        <w:t xml:space="preserve">- Estimating location distributions (home range, occurrence) </w:t>
+      </w:r>
+    </w:p>
+    <w:p>
+      <w:pPr>
+        <w:spacing w:line="240" w:lineRule="auto"/>
+        <w:ind w:left="1440"/>
+        <w:contextualSpacing/>
+        <w:rPr>
+          <w:sz w:val="24"/>
+          <w:szCs w:val="24"/>
+        </w:rPr>
+      </w:pPr>
+      <w:r>
+        <w:rPr>
+          <w:sz w:val="24"/>
+          <w:szCs w:val="24"/>
+        </w:rPr>
+        <w:t>- Population-level estimation and inference</w:t>
+      </w:r>
+    </w:p>
+    <w:p>
+      <w:pPr>
+        <w:spacing w:line="240" w:lineRule="auto"/>
+        <w:ind w:left="1440"/>
+        <w:contextualSpacing/>
+        <w:rPr>
+          <w:sz w:val="24"/>
+          <w:szCs w:val="24"/>
+        </w:rPr>
+      </w:pPr>
+      <w:r>
+        <w:rPr>
+          <w:sz w:val="24"/>
+          <w:szCs w:val="24"/>
+        </w:rPr>
+        <w:t>- Location-error modeling</w:t>
+      </w:r>
+    </w:p>
+    <w:p>
+      <w:pPr>
+        <w:spacing w:line="240" w:lineRule="auto"/>
+        <w:ind w:left="1440"/>
+        <w:contextualSpacing/>
+        <w:rPr>
+          <w:sz w:val="24"/>
+          <w:szCs w:val="24"/>
+        </w:rPr>
+      </w:pPr>
+      <w:r>
+        <w:rPr>
+          <w:sz w:val="24"/>
+          <w:szCs w:val="24"/>
+        </w:rPr>
+        <w:t>- Speed, distance, and diffusion-rate estimation</w:t>
+      </w:r>
+    </w:p>
+    <w:p>
+      <w:pPr>
+        <w:spacing w:line="240" w:lineRule="auto"/>
+        <w:ind w:left="1440"/>
+        <w:contextualSpacing/>
+        <w:rPr>
+          <w:sz w:val="24"/>
+          <w:szCs w:val="24"/>
+        </w:rPr>
+      </w:pPr>
+      <w:r>
+        <w:rPr>
+          <w:sz w:val="24"/>
+          <w:szCs w:val="24"/>
+        </w:rPr>
+        <w:lastRenderedPageBreak/>
+        <w:t xml:space="preserve"> </w:t>
+      </w:r>
+    </w:p>
+    <w:p>
+      <w:pPr>
+        <w:spacing w:line="240" w:lineRule="auto"/>
+        <w:ind w:left="1440" w:hanging="720"/>
+        <w:contextualSpacing/>
+        <w:rPr>
+          <w:sz w:val="24"/>
+          <w:szCs w:val="24"/>
+        </w:rPr>
+      </w:pPr>
+      <w:r>
+        <w:rPr>
+          <w:sz w:val="24"/>
+          <w:szCs w:val="24"/>
+        </w:rPr>
+        <w:t>Day 5 (Aug 9):</w:t>
+      </w:r>
+      <w:r>
+        <w:rPr>
+          <w:sz w:val="24"/>
+          <w:szCs w:val="24"/>
+        </w:rPr>
+        <w:t xml:space="preserve"> </w:t>
+      </w:r>
+      <w:r>
+        <w:rPr>
+          <w:sz w:val="24"/>
+          <w:szCs w:val="24"/>
+        </w:rPr>
+        <w:t>Introduction to h</w:t>
+      </w:r>
+      <w:r>
+        <w:rPr>
+          <w:sz w:val="24"/>
+          <w:szCs w:val="24"/>
+        </w:rPr>
+        <w:t>abitat suitability analyses</w:t>
+      </w:r>
+    </w:p>
+    <w:p>
+      <w:pPr>
+        <w:spacing w:line="240" w:lineRule="auto"/>
+        <w:ind w:left="720" w:firstLine="720"/>
+        <w:contextualSpacing/>
+        <w:rPr>
+          <w:sz w:val="24"/>
+          <w:szCs w:val="24"/>
+        </w:rPr>
+      </w:pPr>
+      <w:commentRangeStart w:id="0"/>
       <w:r>
         <w:rPr>
           <w:sz w:val="24"/>
@@ -1345,251 +1635,65 @@
           <w:sz w:val="24"/>
           <w:szCs w:val="24"/>
         </w:rPr>
-        <w:t xml:space="preserve">Assessing autocorrelation structure </w:t>
-      </w:r>
-      <w:r>
-        <w:rPr>
-          <w:sz w:val="24"/>
-          <w:szCs w:val="24"/>
-        </w:rPr>
-        <w:t>with</w:t>
-      </w:r>
-      <w:r>
-        <w:rPr>
-          <w:sz w:val="24"/>
-          <w:szCs w:val="24"/>
-        </w:rPr>
-        <w:t xml:space="preserve"> s</w:t>
-      </w:r>
-      <w:r>
-        <w:rPr>
-          <w:sz w:val="24"/>
-          <w:szCs w:val="24"/>
-        </w:rPr>
-        <w:t>emi-variogram</w:t>
-      </w:r>
-      <w:r>
-        <w:rPr>
-          <w:sz w:val="24"/>
-          <w:szCs w:val="24"/>
-        </w:rPr>
-        <w:t>s</w:t>
-      </w:r>
-    </w:p>
-    <w:p>
-      <w:pPr>
-        <w:spacing w:line="240" w:lineRule="auto"/>
-        <w:ind w:left="1440"/>
-        <w:contextualSpacing/>
-        <w:rPr>
-          <w:sz w:val="24"/>
-          <w:szCs w:val="24"/>
-        </w:rPr>
-      </w:pPr>
-      <w:r>
-        <w:rPr>
-          <w:sz w:val="24"/>
-          <w:szCs w:val="24"/>
-        </w:rPr>
-        <w:t>- Class Field Trip (TBD)</w:t>
-      </w:r>
-    </w:p>
-    <w:p>
-      <w:pPr>
-        <w:spacing w:line="240" w:lineRule="auto"/>
-        <w:ind w:left="1440" w:hanging="720"/>
-        <w:contextualSpacing/>
-        <w:rPr>
-          <w:sz w:val="24"/>
-          <w:szCs w:val="24"/>
-        </w:rPr>
-      </w:pPr>
-    </w:p>
-    <w:p>
-      <w:pPr>
-        <w:spacing w:line="240" w:lineRule="auto"/>
-        <w:ind w:left="1440" w:hanging="720"/>
-        <w:contextualSpacing/>
-        <w:rPr>
-          <w:sz w:val="24"/>
-          <w:szCs w:val="24"/>
-        </w:rPr>
-      </w:pPr>
-      <w:r>
-        <w:rPr>
-          <w:sz w:val="24"/>
-          <w:szCs w:val="24"/>
-        </w:rPr>
-        <w:t xml:space="preserve">Day 4 (Aug 8): </w:t>
-      </w:r>
-      <w:r>
-        <w:rPr>
-          <w:sz w:val="24"/>
-          <w:szCs w:val="24"/>
-        </w:rPr>
-        <w:t>Continuous Time Movement Models</w:t>
-      </w:r>
-      <w:r>
-        <w:rPr>
-          <w:sz w:val="24"/>
-          <w:szCs w:val="24"/>
-        </w:rPr>
-        <w:t xml:space="preserve"> </w:t>
-      </w:r>
-      <w:r>
-        <w:rPr>
-          <w:sz w:val="24"/>
-          <w:szCs w:val="24"/>
-        </w:rPr>
-        <w:t>cont’d</w:t>
-      </w:r>
-    </w:p>
-    <w:p>
-      <w:pPr>
-        <w:spacing w:line="240" w:lineRule="auto"/>
-        <w:ind w:left="1440"/>
-        <w:contextualSpacing/>
-        <w:rPr>
-          <w:sz w:val="24"/>
-          <w:szCs w:val="24"/>
-        </w:rPr>
-      </w:pPr>
-      <w:r>
-        <w:rPr>
-          <w:sz w:val="24"/>
-          <w:szCs w:val="24"/>
-        </w:rPr>
-        <w:t xml:space="preserve">- Estimating location distributions (home range, occurrence) </w:t>
-      </w:r>
-    </w:p>
-    <w:p>
-      <w:pPr>
-        <w:spacing w:line="240" w:lineRule="auto"/>
-        <w:ind w:left="1440"/>
-        <w:contextualSpacing/>
-        <w:rPr>
-          <w:sz w:val="24"/>
-          <w:szCs w:val="24"/>
-        </w:rPr>
-      </w:pPr>
-      <w:r>
-        <w:rPr>
-          <w:sz w:val="24"/>
-          <w:szCs w:val="24"/>
-        </w:rPr>
-        <w:t>- Population-level estimation and inference</w:t>
-      </w:r>
-    </w:p>
-    <w:p>
-      <w:pPr>
-        <w:spacing w:line="240" w:lineRule="auto"/>
-        <w:ind w:left="1440"/>
-        <w:contextualSpacing/>
-        <w:rPr>
-          <w:sz w:val="24"/>
-          <w:szCs w:val="24"/>
-        </w:rPr>
-      </w:pPr>
-      <w:r>
-        <w:rPr>
-          <w:sz w:val="24"/>
-          <w:szCs w:val="24"/>
-        </w:rPr>
-        <w:t>- Location-error modeling</w:t>
-      </w:r>
-    </w:p>
-    <w:p>
-      <w:pPr>
-        <w:spacing w:line="240" w:lineRule="auto"/>
-        <w:ind w:left="1440"/>
-        <w:contextualSpacing/>
-        <w:rPr>
-          <w:sz w:val="24"/>
-          <w:szCs w:val="24"/>
-        </w:rPr>
-      </w:pPr>
-      <w:r>
-        <w:rPr>
-          <w:sz w:val="24"/>
-          <w:szCs w:val="24"/>
-        </w:rPr>
-        <w:t>- Speed, distance, and diffusion-rate estimation</w:t>
-      </w:r>
-    </w:p>
-    <w:p>
-      <w:pPr>
-        <w:spacing w:line="240" w:lineRule="auto"/>
-        <w:ind w:left="1440"/>
-        <w:contextualSpacing/>
-        <w:rPr>
-          <w:sz w:val="24"/>
-          <w:szCs w:val="24"/>
-        </w:rPr>
-      </w:pPr>
-      <w:r>
-        <w:rPr>
-          <w:sz w:val="24"/>
-          <w:szCs w:val="24"/>
-        </w:rPr>
-        <w:t xml:space="preserve"> </w:t>
-      </w:r>
-    </w:p>
-    <w:p>
-      <w:pPr>
-        <w:spacing w:line="240" w:lineRule="auto"/>
-        <w:ind w:left="1440" w:hanging="720"/>
-        <w:contextualSpacing/>
-        <w:rPr>
-          <w:sz w:val="24"/>
-          <w:szCs w:val="24"/>
-        </w:rPr>
-      </w:pPr>
-      <w:r>
-        <w:rPr>
-          <w:sz w:val="24"/>
-          <w:szCs w:val="24"/>
-        </w:rPr>
-        <w:t>Day 5 (Aug 9):</w:t>
-      </w:r>
-      <w:r>
-        <w:rPr>
-          <w:sz w:val="24"/>
-          <w:szCs w:val="24"/>
-        </w:rPr>
-        <w:t xml:space="preserve"> </w:t>
-      </w:r>
-      <w:r>
-        <w:rPr>
-          <w:sz w:val="24"/>
-          <w:szCs w:val="24"/>
-        </w:rPr>
-        <w:t>Introduction to h</w:t>
-      </w:r>
-      <w:r>
-        <w:rPr>
-          <w:sz w:val="24"/>
-          <w:szCs w:val="24"/>
-        </w:rPr>
-        <w:t>abitat suitability analyses</w:t>
+        <w:t>Extracting remotely sensed data/b</w:t>
+      </w:r>
+      <w:r>
+        <w:rPr>
+          <w:sz w:val="24"/>
+          <w:szCs w:val="24"/>
+        </w:rPr>
+        <w:t xml:space="preserve">uilding </w:t>
+      </w:r>
+      <w:r>
+        <w:rPr>
+          <w:sz w:val="24"/>
+          <w:szCs w:val="24"/>
+        </w:rPr>
+        <w:t xml:space="preserve">a </w:t>
+      </w:r>
+      <w:r>
+        <w:rPr>
+          <w:sz w:val="24"/>
+          <w:szCs w:val="24"/>
+        </w:rPr>
+        <w:t xml:space="preserve">spatial </w:t>
+      </w:r>
+      <w:r>
+        <w:rPr>
+          <w:sz w:val="24"/>
+          <w:szCs w:val="24"/>
+        </w:rPr>
+        <w:t>data</w:t>
+      </w:r>
+      <w:r>
+        <w:rPr>
+          <w:sz w:val="24"/>
+          <w:szCs w:val="24"/>
+        </w:rPr>
+        <w:t>base</w:t>
+      </w:r>
+      <w:commentRangeEnd w:id="0"/>
+      <w:r>
+        <w:rPr>
+          <w:rStyle w:val="CommentReference"/>
+        </w:rPr>
+        <w:commentReference w:id="0"/>
       </w:r>
     </w:p>
     <w:p>
       <w:pPr>
         <w:spacing w:line="240" w:lineRule="auto"/>
         <w:ind w:left="720" w:firstLine="720"/>
-        <w:contextualSpacing/>
-        <w:rPr>
-          <w:sz w:val="24"/>
-          <w:szCs w:val="24"/>
-        </w:rPr>
-      </w:pPr>
-      <w:commentRangeStart w:id="0"/>
-      <w:r>
-        <w:rPr>
-          <w:sz w:val="24"/>
-          <w:szCs w:val="24"/>
-        </w:rPr>
-        <w:lastRenderedPageBreak/>
+        <w:rPr>
+          <w:sz w:val="24"/>
+          <w:szCs w:val="24"/>
+        </w:rPr>
+      </w:pPr>
+      <w:r>
+        <w:rPr>
+          <w:sz w:val="24"/>
+          <w:szCs w:val="24"/>
+        </w:rPr>
         <w:t xml:space="preserve">- </w:t>
       </w:r>
       <w:r>
@@ -1597,49 +1701,14 @@
           <w:sz w:val="24"/>
           <w:szCs w:val="24"/>
         </w:rPr>
-        <w:t>Extracting remotely sensed data/b</w:t>
-      </w:r>
-      <w:r>
-        <w:rPr>
-          <w:sz w:val="24"/>
-          <w:szCs w:val="24"/>
-        </w:rPr>
-        <w:t xml:space="preserve">uilding </w:t>
-      </w:r>
-      <w:r>
-        <w:rPr>
-          <w:sz w:val="24"/>
-          <w:szCs w:val="24"/>
-        </w:rPr>
-        <w:t xml:space="preserve">a </w:t>
-      </w:r>
-      <w:r>
-        <w:rPr>
-          <w:sz w:val="24"/>
-          <w:szCs w:val="24"/>
-        </w:rPr>
-        <w:t xml:space="preserve">spatial </w:t>
-      </w:r>
-      <w:r>
-        <w:rPr>
-          <w:sz w:val="24"/>
-          <w:szCs w:val="24"/>
-        </w:rPr>
-        <w:t>data</w:t>
-      </w:r>
-      <w:r>
-        <w:rPr>
-          <w:sz w:val="24"/>
-          <w:szCs w:val="24"/>
-        </w:rPr>
-        <w:t>base</w:t>
-      </w:r>
-      <w:commentRangeEnd w:id="0"/>
-      <w:r>
-        <w:rPr>
-          <w:rStyle w:val="CommentReference"/>
-        </w:rPr>
-        <w:commentReference w:id="0"/>
+        <w:t xml:space="preserve">Integrated </w:t>
+      </w:r>
+      <w:r>
+        <w:rPr>
+          <w:sz w:val="24"/>
+          <w:szCs w:val="24"/>
+        </w:rPr>
+        <w:t>resource selection functions (RSFs)</w:t>
       </w:r>
     </w:p>
     <w:p>
@@ -1656,21 +1725,7 @@
           <w:sz w:val="24"/>
           <w:szCs w:val="24"/>
         </w:rPr>
-        <w:t xml:space="preserve">- </w:t>
-      </w:r>
-      <w:r>
-        <w:rPr>
-          <w:sz w:val="24"/>
-          <w:szCs w:val="24"/>
-        </w:rPr>
-        <w:t xml:space="preserve">Integrated </w:t>
-      </w:r>
-      <w:r>
-        <w:rPr>
-          <w:sz w:val="24"/>
-          <w:szCs w:val="24"/>
-        </w:rPr>
-        <w:t>resource selection functions (RSFs)</w:t>
+        <w:t>Guest Speaker: Chris Walzer (Wildlife Conservation Society) – Ethics in animal tracking</w:t>
       </w:r>
     </w:p>
     <w:p>
